--- a/DIP_CERT_TEMPLATE.docx
+++ b/DIP_CERT_TEMPLATE.docx
@@ -1,6 +1,6 @@
 
 <file path=word/document.xml><?xml version="1.0" encoding="utf-8"?>
-<w:document xmlns:wpc="http://schemas.microsoft.com/office/word/2010/wordprocessingCanvas" xmlns:cx="http://schemas.microsoft.com/office/drawing/2014/chartex" xmlns:cx1="http://schemas.microsoft.com/office/drawing/2015/9/8/chartex" xmlns:cx2="http://schemas.microsoft.com/office/drawing/2015/10/21/chartex" xmlns:cx3="http://schemas.microsoft.com/office/drawing/2016/5/9/chartex" xmlns:cx4="http://schemas.microsoft.com/office/drawing/2016/5/10/chartex" xmlns:cx5="http://schemas.microsoft.com/office/drawing/2016/5/11/chartex" xmlns:cx6="http://schemas.microsoft.com/office/drawing/2016/5/12/chartex" xmlns:cx7="http://schemas.microsoft.com/office/drawing/2016/5/13/chartex" xmlns:cx8="http://schemas.microsoft.com/office/drawing/2016/5/14/chartex" xmlns:mc="http://schemas.openxmlformats.org/markup-compatibility/2006" xmlns:aink="http://schemas.microsoft.com/office/drawing/2016/ink" xmlns:am3d="http://schemas.microsoft.com/office/drawing/2017/model3d" xmlns:o="urn:schemas-microsoft-com:office:office" xmlns:oel="http://schemas.microsoft.com/office/2019/extlst" xmlns:r="http://schemas.openxmlformats.org/officeDocument/2006/relationships" xmlns:m="http://schemas.openxmlformats.org/officeDocument/2006/math" xmlns:v="urn:schemas-microsoft-com:vml" xmlns:wp14="http://schemas.microsoft.com/office/word/2010/wordprocessingDrawing" xmlns:wp="http://schemas.openxmlformats.org/drawingml/2006/wordprocessingDrawing" xmlns:w10="urn:schemas-microsoft-com:office:word" xmlns:w="http://schemas.openxmlformats.org/wordprocessingml/2006/main" xmlns:w14="http://schemas.microsoft.com/office/word/2010/wordml" xmlns:w15="http://schemas.microsoft.com/office/word/2012/wordml" xmlns:w16cex="http://schemas.microsoft.com/office/word/2018/wordml/cex" xmlns:w16cid="http://schemas.microsoft.com/office/word/2016/wordml/cid" xmlns:w16="http://schemas.microsoft.com/office/word/2018/wordml" xmlns:w16du="http://schemas.microsoft.com/office/word/2023/wordml/word16du" xmlns:w16sdtdh="http://schemas.microsoft.com/office/word/2020/wordml/sdtdatahash" xmlns:w16se="http://schemas.microsoft.com/office/word/2015/wordml/symex" xmlns:wpg="http://schemas.microsoft.com/office/word/2010/wordprocessingGroup" xmlns:wpi="http://schemas.microsoft.com/office/word/2010/wordprocessingInk" xmlns:wne="http://schemas.microsoft.com/office/word/2006/wordml" xmlns:wps="http://schemas.microsoft.com/office/word/2010/wordprocessingShape" mc:Ignorable="w14 w15 w16se w16cid w16 w16cex w16sdtdh w16du wp14">
+<w:document xmlns:wpc="http://schemas.microsoft.com/office/word/2010/wordprocessingCanvas" xmlns:cx="http://schemas.microsoft.com/office/drawing/2014/chartex" xmlns:cx1="http://schemas.microsoft.com/office/drawing/2015/9/8/chartex" xmlns:cx2="http://schemas.microsoft.com/office/drawing/2015/10/21/chartex" xmlns:cx3="http://schemas.microsoft.com/office/drawing/2016/5/9/chartex" xmlns:cx4="http://schemas.microsoft.com/office/drawing/2016/5/10/chartex" xmlns:cx5="http://schemas.microsoft.com/office/drawing/2016/5/11/chartex" xmlns:cx6="http://schemas.microsoft.com/office/drawing/2016/5/12/chartex" xmlns:cx7="http://schemas.microsoft.com/office/drawing/2016/5/13/chartex" xmlns:cx8="http://schemas.microsoft.com/office/drawing/2016/5/14/chartex" xmlns:mc="http://schemas.openxmlformats.org/markup-compatibility/2006" xmlns:aink="http://schemas.microsoft.com/office/drawing/2016/ink" xmlns:am3d="http://schemas.microsoft.com/office/drawing/2017/model3d" xmlns:o="urn:schemas-microsoft-com:office:office" xmlns:oel="http://schemas.microsoft.com/office/2019/extlst" xmlns:r="http://schemas.openxmlformats.org/officeDocument/2006/relationships" xmlns:m="http://schemas.openxmlformats.org/officeDocument/2006/math" xmlns:v="urn:schemas-microsoft-com:vml" xmlns:wp14="http://schemas.microsoft.com/office/word/2010/wordprocessingDrawing" xmlns:wp="http://schemas.openxmlformats.org/drawingml/2006/wordprocessingDrawing" xmlns:w10="urn:schemas-microsoft-com:office:word" xmlns:w="http://schemas.openxmlformats.org/wordprocessingml/2006/main" xmlns:w14="http://schemas.microsoft.com/office/word/2010/wordml" xmlns:w15="http://schemas.microsoft.com/office/word/2012/wordml" xmlns:w16cex="http://schemas.microsoft.com/office/word/2018/wordml/cex" xmlns:w16cid="http://schemas.microsoft.com/office/word/2016/wordml/cid" xmlns:w16="http://schemas.microsoft.com/office/word/2018/wordml" xmlns:w16du="http://schemas.microsoft.com/office/word/2023/wordml/word16du" xmlns:w16sdtdh="http://schemas.microsoft.com/office/word/2020/wordml/sdtdatahash" xmlns:w16sdtfl="http://schemas.microsoft.com/office/word/2024/wordml/sdtformatlock" xmlns:w16se="http://schemas.microsoft.com/office/word/2015/wordml/symex" xmlns:wpg="http://schemas.microsoft.com/office/word/2010/wordprocessingGroup" xmlns:wpi="http://schemas.microsoft.com/office/word/2010/wordprocessingInk" xmlns:wne="http://schemas.microsoft.com/office/word/2006/wordml" xmlns:wps="http://schemas.microsoft.com/office/word/2010/wordprocessingShape" mc:Ignorable="w14 w15 w16se w16cid w16 w16cex w16sdtdh w16sdtfl w16du wp14">
   <w:body>
     <w:p>
       <w:r>
@@ -43,7 +43,7 @@
                         <a:effectLst/>
                         <a:extLst>
                           <a:ext uri="{C572A759-6A51-4108-AA02-DFA0A04FC94B}">
-                            <ma14:wrappingTextBoxFlag xmlns:arto="http://schemas.microsoft.com/office/word/2006/arto" xmlns="" xmlns:mo="http://schemas.microsoft.com/office/mac/office/2008/main" xmlns:mv="urn:schemas-microsoft-com:mac:vml" xmlns:o="urn:schemas-microsoft-com:office:office" xmlns:v="urn:schemas-microsoft-com:vml" xmlns:w10="urn:schemas-microsoft-com:office:word" xmlns:w="http://schemas.openxmlformats.org/wordprocessingml/2006/main" xmlns:ma14="http://schemas.microsoft.com/office/mac/drawingml/2011/main"/>
+                            <ma14:wrappingTextBoxFlag xmlns:ma14="http://schemas.microsoft.com/office/mac/drawingml/2011/main" xmlns:w="http://schemas.openxmlformats.org/wordprocessingml/2006/main" xmlns:w10="urn:schemas-microsoft-com:office:word" xmlns:v="urn:schemas-microsoft-com:vml" xmlns:o="urn:schemas-microsoft-com:office:office" xmlns:mv="urn:schemas-microsoft-com:mac:vml" xmlns:mo="http://schemas.microsoft.com/office/mac/office/2008/main" xmlns="" xmlns:arto="http://schemas.microsoft.com/office/word/2006/arto"/>
                           </a:ext>
                         </a:extLst>
                       </wps:spPr>
@@ -290,6 +290,17 @@
                                 <w:lang w:val="en-GB"/>
                               </w:rPr>
                               <w:t>Customer Name(s):</w:t>
+                            </w:r>
+                            <w:r>
+                              <w:rPr>
+                                <w:rFonts w:ascii="Calibri" w:hAnsi="Calibri" w:cs="Calibri"/>
+                                <w:b/>
+                                <w:bCs/>
+                                <w:color w:val="000000"/>
+                                <w:sz w:val="20"/>
+                                <w:szCs w:val="20"/>
+                                <w:lang w:val="en-GB"/>
+                              </w:rPr>
                               <w:tab/>
                             </w:r>
                             <w:r>
@@ -322,8 +333,36 @@
                                 <w:szCs w:val="20"/>
                               </w:rPr>
                               <w:t>Company Name:</w:t>
+                            </w:r>
+                            <w:r>
+                              <w:rPr>
+                                <w:rFonts w:asciiTheme="majorHAnsi" w:eastAsia="Times New Roman" w:hAnsiTheme="majorHAnsi" w:cstheme="majorHAnsi"/>
+                                <w:b/>
+                                <w:bCs/>
+                                <w:sz w:val="20"/>
+                                <w:szCs w:val="20"/>
+                              </w:rPr>
                               <w:tab/>
+                            </w:r>
+                            <w:r>
+                              <w:rPr>
+                                <w:rFonts w:asciiTheme="majorHAnsi" w:eastAsia="Times New Roman" w:hAnsiTheme="majorHAnsi" w:cstheme="majorHAnsi"/>
+                                <w:b/>
+                                <w:bCs/>
+                                <w:sz w:val="20"/>
+                                <w:szCs w:val="20"/>
+                              </w:rPr>
                               <w:tab/>
+                            </w:r>
+                            <w:r>
+                              <w:rPr>
+                                <w:rFonts w:asciiTheme="majorHAnsi" w:eastAsia="Times New Roman" w:hAnsiTheme="majorHAnsi" w:cstheme="majorHAnsi"/>
+                                <w:b/>
+                                <w:bCs/>
+                                <w:sz w:val="20"/>
+                                <w:szCs w:val="20"/>
+                              </w:rPr>
+                              <w:t>{{COMPANY_NAME}}</w:t>
                             </w:r>
                           </w:p>
                           <w:p>
@@ -352,7 +391,29 @@
                                 <w:lang w:val="en-GB"/>
                               </w:rPr>
                               <w:t xml:space="preserve">Decision Date: </w:t>
+                            </w:r>
+                            <w:r>
+                              <w:rPr>
+                                <w:rFonts w:ascii="Calibri" w:hAnsi="Calibri" w:cs="Calibri"/>
+                                <w:b/>
+                                <w:bCs/>
+                                <w:color w:val="000000"/>
+                                <w:sz w:val="20"/>
+                                <w:szCs w:val="20"/>
+                                <w:lang w:val="en-GB"/>
+                              </w:rPr>
                               <w:tab/>
+                            </w:r>
+                            <w:r>
+                              <w:rPr>
+                                <w:rFonts w:ascii="Calibri" w:hAnsi="Calibri" w:cs="Calibri"/>
+                                <w:b/>
+                                <w:bCs/>
+                                <w:color w:val="000000"/>
+                                <w:sz w:val="20"/>
+                                <w:szCs w:val="20"/>
+                                <w:lang w:val="en-GB"/>
+                              </w:rPr>
                               <w:tab/>
                               <w:t>{{DECISION_DATE}}</w:t>
                             </w:r>
@@ -368,18 +429,6 @@
                                 <w:lang w:val="en-GB"/>
                               </w:rPr>
                               <w:t>th</w:t>
-                            </w:r>
-                            <w:r>
-                              <w:rPr>
-                                <w:rFonts w:ascii="Calibri" w:hAnsi="Calibri" w:cs="Calibri"/>
-                                <w:b/>
-                                <w:bCs/>
-                                <w:color w:val="000000"/>
-                                <w:sz w:val="20"/>
-                                <w:szCs w:val="20"/>
-                                <w:lang w:val="en-GB"/>
-                              </w:rPr>
-                              <w:t xml:space="preserve"/>
                             </w:r>
                           </w:p>
                           <w:p>
@@ -402,7 +451,25 @@
                                 <w:szCs w:val="20"/>
                               </w:rPr>
                               <w:t xml:space="preserve">Your Adviser: </w:t>
+                            </w:r>
+                            <w:r>
+                              <w:rPr>
+                                <w:rFonts w:ascii="Calibri" w:hAnsi="Calibri" w:cs="Calibri"/>
+                                <w:b/>
+                                <w:bCs/>
+                                <w:sz w:val="20"/>
+                                <w:szCs w:val="20"/>
+                              </w:rPr>
                               <w:tab/>
+                            </w:r>
+                            <w:r>
+                              <w:rPr>
+                                <w:rFonts w:ascii="Calibri" w:hAnsi="Calibri" w:cs="Calibri"/>
+                                <w:b/>
+                                <w:bCs/>
+                                <w:sz w:val="20"/>
+                                <w:szCs w:val="20"/>
+                              </w:rPr>
                               <w:tab/>
                               <w:t>{{ADVISER_NAME}}</w:t>
                             </w:r>
@@ -662,7 +729,7 @@
                 <v:stroke joinstyle="miter"/>
                 <v:path gradientshapeok="t" o:connecttype="rect"/>
               </v:shapetype>
-              <v:shape id="Text Box 3" o:spid="_x0000_s1026" type="#_x0000_t202" style="position:absolute;margin-left:0;margin-top:115.75pt;width:8in;height:582.75pt;z-index:251658240;visibility:visible;mso-wrap-style:square;mso-height-percent:0;mso-wrap-distance-left:9pt;mso-wrap-distance-top:0;mso-wrap-distance-right:9pt;mso-wrap-distance-bottom:0;mso-position-horizontal:center;mso-position-horizontal-relative:margin;mso-position-vertical:absolute;mso-position-vertical-relative:text;mso-height-percent:0;mso-height-relative:margin;v-text-anchor:top" o:gfxdata="UEsDBBQABgAIAAAAIQC2gziS/gAAAOEBAAATAAAAW0NvbnRlbnRfVHlwZXNdLnhtbJSRQU7DMBBF 90jcwfIWJU67QAgl6YK0S0CoHGBkTxKLZGx5TGhvj5O2G0SRWNoz/78nu9wcxkFMGNg6quQqL6RA 0s5Y6ir5vt9lD1JwBDIwOMJKHpHlpr69KfdHjyxSmriSfYz+USnWPY7AufNIadK6MEJMx9ApD/oD OlTrorhX2lFEilmcO2RdNtjC5xDF9pCuTyYBB5bi6bQ4syoJ3g9WQ0ymaiLzg5KdCXlKLjvcW893 SUOqXwnz5DrgnHtJTxOsQfEKIT7DmDSUCaxw7Rqn8787ZsmRM9e2VmPeBN4uqYvTtW7jvijg9N/y JsXecLq0q+WD6m8AAAD//wMAUEsDBBQABgAIAAAAIQA4/SH/1gAAAJQBAAALAAAAX3JlbHMvLnJl bHOkkMFqwzAMhu+DvYPRfXGawxijTi+j0GvpHsDYimMaW0Yy2fr2M4PBMnrbUb/Q94l/f/hMi1qR JVI2sOt6UJgd+ZiDgffL8ekFlFSbvV0oo4EbChzGx4f9GRdb25HMsYhqlCwG5lrLq9biZkxWOiqY 22YiTra2kYMu1l1tQD30/bPm3wwYN0x18gb45AdQl1tp5j/sFB2T0FQ7R0nTNEV3j6o9feQzro1i OWA14Fm+Q8a1a8+Bvu/d/dMb2JY5uiPbhG/ktn4cqGU/er3pcvwCAAD//wMAUEsDBBQABgAIAAAA IQDzTlerYgIAADUFAAAOAAAAZHJzL2Uyb0RvYy54bWysVN9v0zAQfkfif7D8ztKWjrGo6VQ6DSFN 28SG9uw6dhPh+Ix9bVL+es5O2pXCyxAvyfl++e677zy76hrDtsqHGmzBx2cjzpSVUNZ2XfBvTzfv PnIWUNhSGLCq4DsV+NX87ZtZ63I1gQpMqTyjJDbkrSt4hejyLAuyUo0IZ+CUJaMG3wiko19npRct ZW9MNhmNPmQt+NJ5kCoE0l73Rj5P+bVWEu+1DgqZKTjVhunr03cVv9l8JvK1F66q5VCG+IcqGlFb uvSQ6lqgYBtf/5GqqaWHABrPJDQZaF1LlXqgbsajk24eK+FU6oXACe4AU/h/aeXd9tE9eIbdJ+ho gBGQ1oU8kDL202nfxD9VyshOEO4OsKkOmSTlxfvxOc2CM0m2i+lodDk5j3myl3DnA35W0LAoFNzT XBJcYnsbsHfdu8TbLNzUxqTZGPubgnL2GpWGO0S/VJwk3BkVo4z9qjSry1R4VCRaqaXxbCuIEEJK ZTH1nPKSd/TSdPdrAgf/GNpX9ZrgQ0S6GSwegpvagk8onZRdft+XrHt/gvqo7yhit+qGSa6g3NGA PfTcD07e1DSEWxHwQXgiOw2OFhjv6aMNtAWHQeKsAv/zb/roTxwkK2ctLU/Bw4+N8Ioz88USOy/H 02nctnSYnl9M6OCPLatji900S6BxjOmpcDKJ0R/NXtQemmfa80W8lUzCSrq74LgXl9ivNL0TUi0W yYn2ywm8tY9OxtQR3kixp+5ZeDfwEInCd7BfM5Gf0LH3jZEWFhsEXSeuRoB7VAfgaTcT24d3JC7/ 8Tl5vbx2818AAAD//wMAUEsDBBQABgAIAAAAIQDjolIK3wAAAAoBAAAPAAAAZHJzL2Rvd25yZXYu eG1sTI/NTsMwEITvSH0Haytxo3ZSAjSNUyEQV1DLj9SbG2+TiHgdxW4T3p7tCW67O6PZb4rN5Dpx xiG0njQkCwUCqfK2pVrDx/vLzQOIEA1Z03lCDT8YYFPOrgqTWz/SFs+7WAsOoZAbDU2MfS5lqBp0 Jix8j8Ta0Q/ORF6HWtrBjBzuOpkqdSedaYk/NKbHpwar793Jafh8Pe6/btVb/eyyfvSTkuRWUuvr +fS4BhFxin9muOAzOpTMdPAnskF0GrhI1JAukwzERU6ylE8HnparewWyLOT/CuUvAAAA//8DAFBL AQItABQABgAIAAAAIQC2gziS/gAAAOEBAAATAAAAAAAAAAAAAAAAAAAAAABbQ29udGVudF9UeXBl c10ueG1sUEsBAi0AFAAGAAgAAAAhADj9If/WAAAAlAEAAAsAAAAAAAAAAAAAAAAALwEAAF9yZWxz Ly5yZWxzUEsBAi0AFAAGAAgAAAAhAPNOV6tiAgAANQUAAA4AAAAAAAAAAAAAAAAALgIAAGRycy9l Mm9Eb2MueG1sUEsBAi0AFAAGAAgAAAAhAOOiUgrfAAAACgEAAA8AAAAAAAAAAAAAAAAAvAQAAGRy cy9kb3ducmV2LnhtbFBLBQYAAAAABAAEAPMAAADIBQAAAAA= " filled="f" stroked="f">
+              <v:shape id="Text Box 3" o:spid="_x0000_s1026" type="#_x0000_t202" style="position:absolute;margin-left:0;margin-top:115.75pt;width:8in;height:582.75pt;z-index:251658240;visibility:visible;mso-wrap-style:square;mso-height-percent:0;mso-wrap-distance-left:9pt;mso-wrap-distance-top:0;mso-wrap-distance-right:9pt;mso-wrap-distance-bottom:0;mso-position-horizontal:center;mso-position-horizontal-relative:margin;mso-position-vertical:absolute;mso-position-vertical-relative:text;mso-height-percent:0;mso-height-relative:margin;v-text-anchor:top" o:gfxdata="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" filled="f" stroked="f">
                 <v:textbox>
                   <w:txbxContent>
                     <w:p>
@@ -892,6 +959,17 @@
                           <w:lang w:val="en-GB"/>
                         </w:rPr>
                         <w:t>Customer Name(s):</w:t>
+                      </w:r>
+                      <w:r>
+                        <w:rPr>
+                          <w:rFonts w:ascii="Calibri" w:hAnsi="Calibri" w:cs="Calibri"/>
+                          <w:b/>
+                          <w:bCs/>
+                          <w:color w:val="000000"/>
+                          <w:sz w:val="20"/>
+                          <w:szCs w:val="20"/>
+                          <w:lang w:val="en-GB"/>
+                        </w:rPr>
                         <w:tab/>
                       </w:r>
                       <w:r>
@@ -924,8 +1002,35 @@
                           <w:szCs w:val="20"/>
                         </w:rPr>
                         <w:t>Company Name:</w:t>
+                      </w:r>
+                      <w:r>
+                        <w:rPr>
+                          <w:rFonts w:asciiTheme="majorHAnsi" w:eastAsia="Times New Roman" w:hAnsiTheme="majorHAnsi" w:cstheme="majorHAnsi"/>
+                          <w:b/>
+                          <w:bCs/>
+                          <w:sz w:val="20"/>
+                          <w:szCs w:val="20"/>
+                        </w:rPr>
                         <w:tab/>
+                      </w:r>
+                      <w:r>
+                        <w:rPr>
+                          <w:rFonts w:asciiTheme="majorHAnsi" w:eastAsia="Times New Roman" w:hAnsiTheme="majorHAnsi" w:cstheme="majorHAnsi"/>
+                          <w:b/>
+                          <w:bCs/>
+                          <w:sz w:val="20"/>
+                          <w:szCs w:val="20"/>
+                        </w:rPr>
                         <w:tab/>
+                      </w:r>
+                      <w:r>
+                        <w:rPr>
+                          <w:rFonts w:asciiTheme="majorHAnsi" w:eastAsia="Times New Roman" w:hAnsiTheme="majorHAnsi" w:cstheme="majorHAnsi"/>
+                          <w:b/>
+                          <w:bCs/>
+                          <w:sz w:val="20"/>
+                          <w:szCs w:val="20"/>
+                        </w:rPr>
                         <w:t>{{COMPANY_NAME}}</w:t>
                       </w:r>
                     </w:p>
@@ -955,7 +1060,29 @@
                           <w:lang w:val="en-GB"/>
                         </w:rPr>
                         <w:t xml:space="preserve">Decision Date: </w:t>
+                      </w:r>
+                      <w:r>
+                        <w:rPr>
+                          <w:rFonts w:ascii="Calibri" w:hAnsi="Calibri" w:cs="Calibri"/>
+                          <w:b/>
+                          <w:bCs/>
+                          <w:color w:val="000000"/>
+                          <w:sz w:val="20"/>
+                          <w:szCs w:val="20"/>
+                          <w:lang w:val="en-GB"/>
+                        </w:rPr>
                         <w:tab/>
+                      </w:r>
+                      <w:r>
+                        <w:rPr>
+                          <w:rFonts w:ascii="Calibri" w:hAnsi="Calibri" w:cs="Calibri"/>
+                          <w:b/>
+                          <w:bCs/>
+                          <w:color w:val="000000"/>
+                          <w:sz w:val="20"/>
+                          <w:szCs w:val="20"/>
+                          <w:lang w:val="en-GB"/>
+                        </w:rPr>
                         <w:tab/>
                         <w:t>{{DECISION_DATE}}</w:t>
                       </w:r>
@@ -971,18 +1098,6 @@
                           <w:lang w:val="en-GB"/>
                         </w:rPr>
                         <w:t>th</w:t>
-                      </w:r>
-                      <w:r>
-                        <w:rPr>
-                          <w:rFonts w:ascii="Calibri" w:hAnsi="Calibri" w:cs="Calibri"/>
-                          <w:b/>
-                          <w:bCs/>
-                          <w:color w:val="000000"/>
-                          <w:sz w:val="20"/>
-                          <w:szCs w:val="20"/>
-                          <w:lang w:val="en-GB"/>
-                        </w:rPr>
-                        <w:t xml:space="preserve"/>
                       </w:r>
                     </w:p>
                     <w:p>
@@ -1005,7 +1120,25 @@
                           <w:szCs w:val="20"/>
                         </w:rPr>
                         <w:t xml:space="preserve">Your Adviser: </w:t>
+                      </w:r>
+                      <w:r>
+                        <w:rPr>
+                          <w:rFonts w:ascii="Calibri" w:hAnsi="Calibri" w:cs="Calibri"/>
+                          <w:b/>
+                          <w:bCs/>
+                          <w:sz w:val="20"/>
+                          <w:szCs w:val="20"/>
+                        </w:rPr>
                         <w:tab/>
+                      </w:r>
+                      <w:r>
+                        <w:rPr>
+                          <w:rFonts w:ascii="Calibri" w:hAnsi="Calibri" w:cs="Calibri"/>
+                          <w:b/>
+                          <w:bCs/>
+                          <w:sz w:val="20"/>
+                          <w:szCs w:val="20"/>
+                        </w:rPr>
                         <w:tab/>
                         <w:t>{{ADVISER_NAME}}</w:t>
                       </w:r>
@@ -1251,6 +1384,9 @@
         </mc:AlternateContent>
       </w:r>
       <w:r>
+        <w:rPr>
+          <w:noProof/>
+        </w:rPr>
         <mc:AlternateContent>
           <mc:Choice Requires="wpc">
             <w:drawing>
@@ -7863,7 +7999,7 @@
 </file>
 
 <file path=word/numbering.xml><?xml version="1.0" encoding="utf-8"?>
-<w:numbering xmlns:wpc="http://schemas.microsoft.com/office/word/2010/wordprocessingCanvas" xmlns:cx="http://schemas.microsoft.com/office/drawing/2014/chartex" xmlns:cx1="http://schemas.microsoft.com/office/drawing/2015/9/8/chartex" xmlns:cx2="http://schemas.microsoft.com/office/drawing/2015/10/21/chartex" xmlns:cx3="http://schemas.microsoft.com/office/drawing/2016/5/9/chartex" xmlns:cx4="http://schemas.microsoft.com/office/drawing/2016/5/10/chartex" xmlns:cx5="http://schemas.microsoft.com/office/drawing/2016/5/11/chartex" xmlns:cx6="http://schemas.microsoft.com/office/drawing/2016/5/12/chartex" xmlns:cx7="http://schemas.microsoft.com/office/drawing/2016/5/13/chartex" xmlns:cx8="http://schemas.microsoft.com/office/drawing/2016/5/14/chartex" xmlns:mc="http://schemas.openxmlformats.org/markup-compatibility/2006" xmlns:aink="http://schemas.microsoft.com/office/drawing/2016/ink" xmlns:am3d="http://schemas.microsoft.com/office/drawing/2017/model3d" xmlns:o="urn:schemas-microsoft-com:office:office" xmlns:oel="http://schemas.microsoft.com/office/2019/extlst" xmlns:r="http://schemas.openxmlformats.org/officeDocument/2006/relationships" xmlns:m="http://schemas.openxmlformats.org/officeDocument/2006/math" xmlns:v="urn:schemas-microsoft-com:vml" xmlns:wp14="http://schemas.microsoft.com/office/word/2010/wordprocessingDrawing" xmlns:wp="http://schemas.openxmlformats.org/drawingml/2006/wordprocessingDrawing" xmlns:w10="urn:schemas-microsoft-com:office:word" xmlns:w="http://schemas.openxmlformats.org/wordprocessingml/2006/main" xmlns:w14="http://schemas.microsoft.com/office/word/2010/wordml" xmlns:w15="http://schemas.microsoft.com/office/word/2012/wordml" xmlns:w16cex="http://schemas.microsoft.com/office/word/2018/wordml/cex" xmlns:w16cid="http://schemas.microsoft.com/office/word/2016/wordml/cid" xmlns:w16="http://schemas.microsoft.com/office/word/2018/wordml" xmlns:w16du="http://schemas.microsoft.com/office/word/2023/wordml/word16du" xmlns:w16sdtdh="http://schemas.microsoft.com/office/word/2020/wordml/sdtdatahash" xmlns:w16se="http://schemas.microsoft.com/office/word/2015/wordml/symex" xmlns:wpg="http://schemas.microsoft.com/office/word/2010/wordprocessingGroup" xmlns:wpi="http://schemas.microsoft.com/office/word/2010/wordprocessingInk" xmlns:wne="http://schemas.microsoft.com/office/word/2006/wordml" xmlns:wps="http://schemas.microsoft.com/office/word/2010/wordprocessingShape" mc:Ignorable="w14 w15 w16se w16cid w16 w16cex w16sdtdh w16du wp14">
+<w:numbering xmlns:wpc="http://schemas.microsoft.com/office/word/2010/wordprocessingCanvas" xmlns:cx="http://schemas.microsoft.com/office/drawing/2014/chartex" xmlns:cx1="http://schemas.microsoft.com/office/drawing/2015/9/8/chartex" xmlns:cx2="http://schemas.microsoft.com/office/drawing/2015/10/21/chartex" xmlns:cx3="http://schemas.microsoft.com/office/drawing/2016/5/9/chartex" xmlns:cx4="http://schemas.microsoft.com/office/drawing/2016/5/10/chartex" xmlns:cx5="http://schemas.microsoft.com/office/drawing/2016/5/11/chartex" xmlns:cx6="http://schemas.microsoft.com/office/drawing/2016/5/12/chartex" xmlns:cx7="http://schemas.microsoft.com/office/drawing/2016/5/13/chartex" xmlns:cx8="http://schemas.microsoft.com/office/drawing/2016/5/14/chartex" xmlns:mc="http://schemas.openxmlformats.org/markup-compatibility/2006" xmlns:aink="http://schemas.microsoft.com/office/drawing/2016/ink" xmlns:am3d="http://schemas.microsoft.com/office/drawing/2017/model3d" xmlns:o="urn:schemas-microsoft-com:office:office" xmlns:oel="http://schemas.microsoft.com/office/2019/extlst" xmlns:r="http://schemas.openxmlformats.org/officeDocument/2006/relationships" xmlns:m="http://schemas.openxmlformats.org/officeDocument/2006/math" xmlns:v="urn:schemas-microsoft-com:vml" xmlns:wp14="http://schemas.microsoft.com/office/word/2010/wordprocessingDrawing" xmlns:wp="http://schemas.openxmlformats.org/drawingml/2006/wordprocessingDrawing" xmlns:w10="urn:schemas-microsoft-com:office:word" xmlns:w="http://schemas.openxmlformats.org/wordprocessingml/2006/main" xmlns:w14="http://schemas.microsoft.com/office/word/2010/wordml" xmlns:w15="http://schemas.microsoft.com/office/word/2012/wordml" xmlns:w16cex="http://schemas.microsoft.com/office/word/2018/wordml/cex" xmlns:w16cid="http://schemas.microsoft.com/office/word/2016/wordml/cid" xmlns:w16="http://schemas.microsoft.com/office/word/2018/wordml" xmlns:w16du="http://schemas.microsoft.com/office/word/2023/wordml/word16du" xmlns:w16sdtdh="http://schemas.microsoft.com/office/word/2020/wordml/sdtdatahash" xmlns:w16sdtfl="http://schemas.microsoft.com/office/word/2024/wordml/sdtformatlock" xmlns:w16se="http://schemas.microsoft.com/office/word/2015/wordml/symex" xmlns:wpg="http://schemas.microsoft.com/office/word/2010/wordprocessingGroup" xmlns:wpi="http://schemas.microsoft.com/office/word/2010/wordprocessingInk" xmlns:wne="http://schemas.microsoft.com/office/word/2006/wordml" xmlns:wps="http://schemas.microsoft.com/office/word/2010/wordprocessingShape" mc:Ignorable="w14 w15 w16se w16cid w16 w16cex w16sdtdh w16sdtfl w16du wp14">
   <w:abstractNum w:abstractNumId="0" w15:restartNumberingAfterBreak="0">
     <w:nsid w:val="1A6A7DE6"/>
     <w:multiLevelType w:val="hybridMultilevel"/>
@@ -8099,7 +8235,7 @@
 </file>
 
 <file path=word/styles.xml><?xml version="1.0" encoding="utf-8"?>
-<w:styles xmlns:mc="http://schemas.openxmlformats.org/markup-compatibility/2006" xmlns:r="http://schemas.openxmlformats.org/officeDocument/2006/relationships" xmlns:w="http://schemas.openxmlformats.org/wordprocessingml/2006/main" xmlns:w14="http://schemas.microsoft.com/office/word/2010/wordml" xmlns:w15="http://schemas.microsoft.com/office/word/2012/wordml" xmlns:w16cex="http://schemas.microsoft.com/office/word/2018/wordml/cex" xmlns:w16cid="http://schemas.microsoft.com/office/word/2016/wordml/cid" xmlns:w16="http://schemas.microsoft.com/office/word/2018/wordml" xmlns:w16du="http://schemas.microsoft.com/office/word/2023/wordml/word16du" xmlns:w16sdtdh="http://schemas.microsoft.com/office/word/2020/wordml/sdtdatahash" xmlns:w16se="http://schemas.microsoft.com/office/word/2015/wordml/symex" mc:Ignorable="w14 w15 w16se w16cid w16 w16cex w16sdtdh w16du">
+<w:styles xmlns:mc="http://schemas.openxmlformats.org/markup-compatibility/2006" xmlns:r="http://schemas.openxmlformats.org/officeDocument/2006/relationships" xmlns:w="http://schemas.openxmlformats.org/wordprocessingml/2006/main" xmlns:w14="http://schemas.microsoft.com/office/word/2010/wordml" xmlns:w15="http://schemas.microsoft.com/office/word/2012/wordml" xmlns:w16cex="http://schemas.microsoft.com/office/word/2018/wordml/cex" xmlns:w16cid="http://schemas.microsoft.com/office/word/2016/wordml/cid" xmlns:w16="http://schemas.microsoft.com/office/word/2018/wordml" xmlns:w16du="http://schemas.microsoft.com/office/word/2023/wordml/word16du" xmlns:w16sdtdh="http://schemas.microsoft.com/office/word/2020/wordml/sdtdatahash" xmlns:w16sdtfl="http://schemas.microsoft.com/office/word/2024/wordml/sdtformatlock" xmlns:w16se="http://schemas.microsoft.com/office/word/2015/wordml/symex" mc:Ignorable="w14 w15 w16se w16cid w16 w16cex w16sdtdh w16sdtfl w16du">
   <w:docDefaults>
     <w:rPrDefault>
       <w:rPr>
@@ -8487,7 +8623,6 @@
   <w:style w:type="character" w:default="1" w:styleId="DefaultParagraphFont">
     <w:name w:val="Default Paragraph Font"/>
     <w:uiPriority w:val="1"/>
-    <w:semiHidden/>
     <w:unhideWhenUsed/>
   </w:style>
   <w:style w:type="table" w:default="1" w:styleId="TableNormal">
@@ -8921,19 +9056,17 @@
 </file>
 
 <file path=customXml/item2.xml><?xml version="1.0" encoding="utf-8"?>
-<p:properties xmlns:p="http://schemas.microsoft.com/office/2006/metadata/properties" xmlns:xsi="http://www.w3.org/2001/XMLSchema-instance" xmlns:pc="http://schemas.microsoft.com/office/infopath/2007/PartnerControls">
-  <documentManagement>
-    <TaxCatchAll xmlns="52640c77-888f-47ce-aa56-36174d7452dc" xsi:nil="true"/>
-    <lcf76f155ced4ddcb4097134ff3c332f xmlns="aa26742c-3449-4df8-a5a9-a5c28af8524c">
-      <Terms xmlns="http://schemas.microsoft.com/office/infopath/2007/PartnerControls"/>
-    </lcf76f155ced4ddcb4097134ff3c332f>
-  </documentManagement>
-</p:properties>
+<?mso-contentType ?>
+<FormTemplates xmlns="http://schemas.microsoft.com/sharepoint/v3/contenttype/forms">
+  <Display>DocumentLibraryForm</Display>
+  <Edit>DocumentLibraryForm</Edit>
+  <New>DocumentLibraryForm</New>
+</FormTemplates>
 </file>
 
 <file path=customXml/item3.xml><?xml version="1.0" encoding="utf-8"?>
-<ct:contentTypeSchema xmlns:ct="http://schemas.microsoft.com/office/2006/metadata/contentType" xmlns:ma="http://schemas.microsoft.com/office/2006/metadata/properties/metaAttributes" ct:_="" ma:_="" ma:contentTypeName="Document" ma:contentTypeID="0x010100F74AF1FDDB6EA846A30AEAADA773508B" ma:contentTypeVersion="18" ma:contentTypeDescription="Create a new document." ma:contentTypeScope="" ma:versionID="552bd2aa1789df9f0376293ee804fb07">
-  <xsd:schema xmlns:xsd="http://www.w3.org/2001/XMLSchema" xmlns:xs="http://www.w3.org/2001/XMLSchema" xmlns:p="http://schemas.microsoft.com/office/2006/metadata/properties" xmlns:ns2="aa26742c-3449-4df8-a5a9-a5c28af8524c" xmlns:ns3="52640c77-888f-47ce-aa56-36174d7452dc" targetNamespace="http://schemas.microsoft.com/office/2006/metadata/properties" ma:root="true" ma:fieldsID="4c71ba72e15aa7d8d654387cbabae6e4" ns2:_="" ns3:_="">
+<ct:contentTypeSchema xmlns:ct="http://schemas.microsoft.com/office/2006/metadata/contentType" xmlns:ma="http://schemas.microsoft.com/office/2006/metadata/properties/metaAttributes" ct:_="" ma:_="" ma:contentTypeName="Document" ma:contentTypeID="0x010100F74AF1FDDB6EA846A30AEAADA773508B" ma:contentTypeVersion="18" ma:contentTypeDescription="Create a new document." ma:contentTypeScope="" ma:versionID="6c81e06549412e05f3ca1d72b5f68cc3">
+  <xsd:schema xmlns:xsd="http://www.w3.org/2001/XMLSchema" xmlns:xs="http://www.w3.org/2001/XMLSchema" xmlns:p="http://schemas.microsoft.com/office/2006/metadata/properties" xmlns:ns2="aa26742c-3449-4df8-a5a9-a5c28af8524c" xmlns:ns3="52640c77-888f-47ce-aa56-36174d7452dc" targetNamespace="http://schemas.microsoft.com/office/2006/metadata/properties" ma:root="true" ma:fieldsID="91843bde8245ba1817dc3c12d2bcacd2" ns2:_="" ns3:_="">
     <xsd:import namespace="aa26742c-3449-4df8-a5a9-a5c28af8524c"/>
     <xsd:import namespace="52640c77-888f-47ce-aa56-36174d7452dc"/>
     <xsd:element name="properties">
@@ -9187,12 +9320,14 @@
 </file>
 
 <file path=customXml/item4.xml><?xml version="1.0" encoding="utf-8"?>
-<?mso-contentType ?>
-<FormTemplates xmlns="http://schemas.microsoft.com/sharepoint/v3/contenttype/forms">
-  <Display>DocumentLibraryForm</Display>
-  <Edit>DocumentLibraryForm</Edit>
-  <New>DocumentLibraryForm</New>
-</FormTemplates>
+<p:properties xmlns:p="http://schemas.microsoft.com/office/2006/metadata/properties" xmlns:xsi="http://www.w3.org/2001/XMLSchema-instance" xmlns:pc="http://schemas.microsoft.com/office/infopath/2007/PartnerControls">
+  <documentManagement>
+    <TaxCatchAll xmlns="52640c77-888f-47ce-aa56-36174d7452dc" xsi:nil="true"/>
+    <lcf76f155ced4ddcb4097134ff3c332f xmlns="aa26742c-3449-4df8-a5a9-a5c28af8524c">
+      <Terms xmlns="http://schemas.microsoft.com/office/infopath/2007/PartnerControls"/>
+    </lcf76f155ced4ddcb4097134ff3c332f>
+  </documentManagement>
+</p:properties>
 </file>
 
 <file path=customXml/itemProps1.xml><?xml version="1.0" encoding="utf-8"?>
@@ -9204,20 +9339,15 @@
 </file>
 
 <file path=customXml/itemProps2.xml><?xml version="1.0" encoding="utf-8"?>
-<ds:datastoreItem xmlns:ds="http://schemas.openxmlformats.org/officeDocument/2006/customXml" ds:itemID="{C2478549-EA63-41E2-837C-DD0D8360DC7F}">
+<ds:datastoreItem xmlns:ds="http://schemas.openxmlformats.org/officeDocument/2006/customXml" ds:itemID="{B8B2372B-263B-48F6-A928-58B4E88D9044}">
   <ds:schemaRefs>
-    <ds:schemaRef ds:uri="http://schemas.microsoft.com/office/2006/metadata/properties"/>
-    <ds:schemaRef ds:uri="http://schemas.microsoft.com/office/infopath/2007/PartnerControls"/>
-    <ds:schemaRef ds:uri="7106f48e-19fd-4635-8e95-1888c17db07c"/>
-    <ds:schemaRef ds:uri="a5f5eee0-d415-4a64-bf5d-b39344b3ca94"/>
-    <ds:schemaRef ds:uri="52640c77-888f-47ce-aa56-36174d7452dc"/>
-    <ds:schemaRef ds:uri="aa26742c-3449-4df8-a5a9-a5c28af8524c"/>
+    <ds:schemaRef ds:uri="http://schemas.microsoft.com/sharepoint/v3/contenttype/forms"/>
   </ds:schemaRefs>
 </ds:datastoreItem>
 </file>
 
 <file path=customXml/itemProps3.xml><?xml version="1.0" encoding="utf-8"?>
-<ds:datastoreItem xmlns:ds="http://schemas.openxmlformats.org/officeDocument/2006/customXml" ds:itemID="{3C30C9C3-6B89-4BF2-AA58-BAEBB283430B}">
+<ds:datastoreItem xmlns:ds="http://schemas.openxmlformats.org/officeDocument/2006/customXml" ds:itemID="{CB1423CD-150F-47DF-89C0-69B7645FB529}">
   <ds:schemaRefs>
     <ds:schemaRef ds:uri="http://schemas.microsoft.com/office/2006/metadata/contentType"/>
     <ds:schemaRef ds:uri="http://schemas.microsoft.com/office/2006/metadata/properties/metaAttributes"/>
@@ -9236,9 +9366,12 @@
 </file>
 
 <file path=customXml/itemProps4.xml><?xml version="1.0" encoding="utf-8"?>
-<ds:datastoreItem xmlns:ds="http://schemas.openxmlformats.org/officeDocument/2006/customXml" ds:itemID="{B8B2372B-263B-48F6-A928-58B4E88D9044}">
+<ds:datastoreItem xmlns:ds="http://schemas.openxmlformats.org/officeDocument/2006/customXml" ds:itemID="{C2478549-EA63-41E2-837C-DD0D8360DC7F}">
   <ds:schemaRefs>
-    <ds:schemaRef ds:uri="http://schemas.microsoft.com/sharepoint/v3/contenttype/forms"/>
+    <ds:schemaRef ds:uri="http://schemas.microsoft.com/office/2006/metadata/properties"/>
+    <ds:schemaRef ds:uri="http://schemas.microsoft.com/office/infopath/2007/PartnerControls"/>
+    <ds:schemaRef ds:uri="52640c77-888f-47ce-aa56-36174d7452dc"/>
+    <ds:schemaRef ds:uri="aa26742c-3449-4df8-a5a9-a5c28af8524c"/>
   </ds:schemaRefs>
 </ds:datastoreItem>
 </file>